--- a/RAG.docx
+++ b/RAG.docx
@@ -726,6 +726,7 @@
       </w:r>
       <w:proofErr w:type="spellEnd"/>
     </w:p>
+    <w:p/>
     <w:p>
       <w:r>
         <w:t>source .</w:t>
